--- a/golden/uart/docs/word/17-UART 收发器可编程逻辑器件软件确认测试说明.docx
+++ b/golden/uart/docs/word/17-UART 收发器可编程逻辑器件软件确认测试说明.docx
@@ -45,7 +45,7 @@
             <w:r/>
             <w:r>
               <w:rPr>
-                <w:rFonts w:ascii="FangSong_GB2312" w:hAnsi="FangSong_GB2312" w:eastAsia="FangSong_GB2312" w:cs="FangSong_GB2312"/>
+                <w:rFonts w:ascii="Songti SC" w:hAnsi="Songti SC" w:eastAsia="Songti SC" w:cs="Songti SC"/>
                 <w:b/>
                 <w:sz w:val="18"/>
               </w:rPr>
@@ -72,7 +72,7 @@
             <w:r/>
             <w:r>
               <w:rPr>
-                <w:rFonts w:ascii="FangSong_GB2312" w:hAnsi="FangSong_GB2312" w:eastAsia="FangSong_GB2312" w:cs="FangSong_GB2312"/>
+                <w:rFonts w:ascii="Songti SC" w:hAnsi="Songti SC" w:eastAsia="Songti SC" w:cs="Songti SC"/>
                 <w:b/>
                 <w:sz w:val="18"/>
               </w:rPr>
@@ -100,7 +100,7 @@
             <w:r/>
             <w:r>
               <w:rPr>
-                <w:rFonts w:ascii="FangSong_GB2312" w:hAnsi="FangSong_GB2312" w:eastAsia="FangSong_GB2312" w:cs="FangSong_GB2312"/>
+                <w:rFonts w:ascii="Songti SC" w:hAnsi="Songti SC" w:eastAsia="Songti SC" w:cs="Songti SC"/>
                 <w:b w:val="0"/>
                 <w:sz w:val="18"/>
               </w:rPr>
@@ -126,11 +126,11 @@
             <w:r/>
             <w:r>
               <w:rPr>
-                <w:rFonts w:ascii="FangSong_GB2312" w:hAnsi="FangSong_GB2312" w:eastAsia="FangSong_GB2312" w:cs="FangSong_GB2312"/>
+                <w:rFonts w:ascii="Songti SC" w:hAnsi="Songti SC" w:eastAsia="Songti SC" w:cs="Songti SC"/>
                 <w:b w:val="0"/>
                 <w:sz w:val="18"/>
               </w:rPr>
-              <w:t>UART-DOC-017 / v2.3 candidate</w:t>
+              <w:t>UART-DOC-017 / v2.5 candidate</w:t>
             </w:r>
           </w:p>
         </w:tc>
@@ -154,7 +154,7 @@
             <w:r/>
             <w:r>
               <w:rPr>
-                <w:rFonts w:ascii="FangSong_GB2312" w:hAnsi="FangSong_GB2312" w:eastAsia="FangSong_GB2312" w:cs="FangSong_GB2312"/>
+                <w:rFonts w:ascii="Songti SC" w:hAnsi="Songti SC" w:eastAsia="Songti SC" w:cs="Songti SC"/>
                 <w:b w:val="0"/>
                 <w:sz w:val="18"/>
               </w:rPr>
@@ -180,7 +180,7 @@
             <w:r/>
             <w:r>
               <w:rPr>
-                <w:rFonts w:ascii="FangSong_GB2312" w:hAnsi="FangSong_GB2312" w:eastAsia="FangSong_GB2312" w:cs="FangSong_GB2312"/>
+                <w:rFonts w:ascii="Songti SC" w:hAnsi="Songti SC" w:eastAsia="Songti SC" w:cs="Songti SC"/>
                 <w:b w:val="0"/>
                 <w:sz w:val="18"/>
               </w:rPr>
@@ -208,7 +208,7 @@
             <w:r/>
             <w:r>
               <w:rPr>
-                <w:rFonts w:ascii="FangSong_GB2312" w:hAnsi="FangSong_GB2312" w:eastAsia="FangSong_GB2312" w:cs="FangSong_GB2312"/>
+                <w:rFonts w:ascii="Songti SC" w:hAnsi="Songti SC" w:eastAsia="Songti SC" w:cs="Songti SC"/>
                 <w:b w:val="0"/>
                 <w:sz w:val="18"/>
               </w:rPr>
@@ -234,11 +234,11 @@
             <w:r/>
             <w:r>
               <w:rPr>
-                <w:rFonts w:ascii="FangSong_GB2312" w:hAnsi="FangSong_GB2312" w:eastAsia="FangSong_GB2312" w:cs="FangSong_GB2312"/>
+                <w:rFonts w:ascii="Songti SC" w:hAnsi="Songti SC" w:eastAsia="Songti SC" w:cs="Songti SC"/>
                 <w:b w:val="0"/>
                 <w:sz w:val="18"/>
               </w:rPr>
-              <w:t>2026-08-27</w:t>
+              <w:t>2026-08-28</w:t>
             </w:r>
           </w:p>
         </w:tc>
@@ -262,7 +262,7 @@
             <w:r/>
             <w:r>
               <w:rPr>
-                <w:rFonts w:ascii="FangSong_GB2312" w:hAnsi="FangSong_GB2312" w:eastAsia="FangSong_GB2312" w:cs="FangSong_GB2312"/>
+                <w:rFonts w:ascii="Songti SC" w:hAnsi="Songti SC" w:eastAsia="Songti SC" w:cs="Songti SC"/>
                 <w:b w:val="0"/>
                 <w:sz w:val="18"/>
               </w:rPr>
@@ -288,7 +288,7 @@
             <w:r/>
             <w:r>
               <w:rPr>
-                <w:rFonts w:ascii="FangSong_GB2312" w:hAnsi="FangSong_GB2312" w:eastAsia="FangSong_GB2312" w:cs="FangSong_GB2312"/>
+                <w:rFonts w:ascii="Songti SC" w:hAnsi="Songti SC" w:eastAsia="Songti SC" w:cs="Songti SC"/>
                 <w:b w:val="0"/>
                 <w:sz w:val="18"/>
               </w:rPr>
@@ -316,7 +316,7 @@
             <w:r/>
             <w:r>
               <w:rPr>
-                <w:rFonts w:ascii="FangSong_GB2312" w:hAnsi="FangSong_GB2312" w:eastAsia="FangSong_GB2312" w:cs="FangSong_GB2312"/>
+                <w:rFonts w:ascii="Songti SC" w:hAnsi="Songti SC" w:eastAsia="Songti SC" w:cs="Songti SC"/>
                 <w:b w:val="0"/>
                 <w:sz w:val="18"/>
               </w:rPr>
@@ -342,7 +342,7 @@
             <w:r/>
             <w:r>
               <w:rPr>
-                <w:rFonts w:ascii="FangSong_GB2312" w:hAnsi="FangSong_GB2312" w:eastAsia="FangSong_GB2312" w:cs="FangSong_GB2312"/>
+                <w:rFonts w:ascii="Songti SC" w:hAnsi="Songti SC" w:eastAsia="Songti SC" w:cs="Songti SC"/>
                 <w:b w:val="0"/>
                 <w:sz w:val="18"/>
               </w:rPr>
@@ -370,7 +370,7 @@
             <w:r/>
             <w:r>
               <w:rPr>
-                <w:rFonts w:ascii="FangSong_GB2312" w:hAnsi="FangSong_GB2312" w:eastAsia="FangSong_GB2312" w:cs="FangSong_GB2312"/>
+                <w:rFonts w:ascii="Songti SC" w:hAnsi="Songti SC" w:eastAsia="Songti SC" w:cs="Songti SC"/>
                 <w:b w:val="0"/>
                 <w:sz w:val="18"/>
               </w:rPr>
@@ -396,7 +396,7 @@
             <w:r/>
             <w:r>
               <w:rPr>
-                <w:rFonts w:ascii="FangSong_GB2312" w:hAnsi="FangSong_GB2312" w:eastAsia="FangSong_GB2312" w:cs="FangSong_GB2312"/>
+                <w:rFonts w:ascii="Songti SC" w:hAnsi="Songti SC" w:eastAsia="Songti SC" w:cs="Songti SC"/>
                 <w:b w:val="0"/>
                 <w:sz w:val="18"/>
               </w:rPr>
@@ -424,7 +424,7 @@
             <w:r/>
             <w:r>
               <w:rPr>
-                <w:rFonts w:ascii="FangSong_GB2312" w:hAnsi="FangSong_GB2312" w:eastAsia="FangSong_GB2312" w:cs="FangSong_GB2312"/>
+                <w:rFonts w:ascii="Songti SC" w:hAnsi="Songti SC" w:eastAsia="Songti SC" w:cs="Songti SC"/>
                 <w:b w:val="0"/>
                 <w:sz w:val="18"/>
               </w:rPr>
@@ -450,7 +450,7 @@
             <w:r/>
             <w:r>
               <w:rPr>
-                <w:rFonts w:ascii="FangSong_GB2312" w:hAnsi="FangSong_GB2312" w:eastAsia="FangSong_GB2312" w:cs="FangSong_GB2312"/>
+                <w:rFonts w:ascii="Songti SC" w:hAnsi="Songti SC" w:eastAsia="Songti SC" w:cs="Songti SC"/>
                 <w:b w:val="0"/>
                 <w:sz w:val="18"/>
               </w:rPr>
@@ -478,7 +478,7 @@
             <w:r/>
             <w:r>
               <w:rPr>
-                <w:rFonts w:ascii="FangSong_GB2312" w:hAnsi="FangSong_GB2312" w:eastAsia="FangSong_GB2312" w:cs="FangSong_GB2312"/>
+                <w:rFonts w:ascii="Songti SC" w:hAnsi="Songti SC" w:eastAsia="Songti SC" w:cs="Songti SC"/>
                 <w:b w:val="0"/>
                 <w:sz w:val="18"/>
               </w:rPr>
@@ -504,7 +504,7 @@
             <w:r/>
             <w:r>
               <w:rPr>
-                <w:rFonts w:ascii="FangSong_GB2312" w:hAnsi="FangSong_GB2312" w:eastAsia="FangSong_GB2312" w:cs="FangSong_GB2312"/>
+                <w:rFonts w:ascii="Songti SC" w:hAnsi="Songti SC" w:eastAsia="Songti SC" w:cs="Songti SC"/>
                 <w:b w:val="0"/>
                 <w:sz w:val="18"/>
               </w:rPr>
@@ -569,7 +569,7 @@
             <w:r/>
             <w:r>
               <w:rPr>
-                <w:rFonts w:ascii="FangSong_GB2312" w:hAnsi="FangSong_GB2312" w:eastAsia="FangSong_GB2312" w:cs="FangSong_GB2312"/>
+                <w:rFonts w:ascii="Songti SC" w:hAnsi="Songti SC" w:eastAsia="Songti SC" w:cs="Songti SC"/>
                 <w:b/>
                 <w:sz w:val="18"/>
               </w:rPr>
@@ -596,7 +596,7 @@
             <w:r/>
             <w:r>
               <w:rPr>
-                <w:rFonts w:ascii="FangSong_GB2312" w:hAnsi="FangSong_GB2312" w:eastAsia="FangSong_GB2312" w:cs="FangSong_GB2312"/>
+                <w:rFonts w:ascii="Songti SC" w:hAnsi="Songti SC" w:eastAsia="Songti SC" w:cs="Songti SC"/>
                 <w:b/>
                 <w:sz w:val="18"/>
               </w:rPr>
@@ -623,7 +623,7 @@
             <w:r/>
             <w:r>
               <w:rPr>
-                <w:rFonts w:ascii="FangSong_GB2312" w:hAnsi="FangSong_GB2312" w:eastAsia="FangSong_GB2312" w:cs="FangSong_GB2312"/>
+                <w:rFonts w:ascii="Songti SC" w:hAnsi="Songti SC" w:eastAsia="Songti SC" w:cs="Songti SC"/>
                 <w:b/>
                 <w:sz w:val="18"/>
               </w:rPr>
@@ -650,7 +650,7 @@
             <w:r/>
             <w:r>
               <w:rPr>
-                <w:rFonts w:ascii="FangSong_GB2312" w:hAnsi="FangSong_GB2312" w:eastAsia="FangSong_GB2312" w:cs="FangSong_GB2312"/>
+                <w:rFonts w:ascii="Songti SC" w:hAnsi="Songti SC" w:eastAsia="Songti SC" w:cs="Songti SC"/>
                 <w:b/>
                 <w:sz w:val="18"/>
               </w:rPr>
@@ -678,11 +678,11 @@
             <w:r/>
             <w:r>
               <w:rPr>
-                <w:rFonts w:ascii="FangSong_GB2312" w:hAnsi="FangSong_GB2312" w:eastAsia="FangSong_GB2312" w:cs="FangSong_GB2312"/>
+                <w:rFonts w:ascii="Songti SC" w:hAnsi="Songti SC" w:eastAsia="Songti SC" w:cs="Songti SC"/>
                 <w:b w:val="0"/>
                 <w:sz w:val="18"/>
               </w:rPr>
-              <w:t>v2.3 candidate</w:t>
+              <w:t>v2.5 candidate</w:t>
             </w:r>
           </w:p>
         </w:tc>
@@ -704,11 +704,11 @@
             <w:r/>
             <w:r>
               <w:rPr>
-                <w:rFonts w:ascii="FangSong_GB2312" w:hAnsi="FangSong_GB2312" w:eastAsia="FangSong_GB2312" w:cs="FangSong_GB2312"/>
+                <w:rFonts w:ascii="Songti SC" w:hAnsi="Songti SC" w:eastAsia="Songti SC" w:cs="Songti SC"/>
                 <w:b w:val="0"/>
                 <w:sz w:val="18"/>
               </w:rPr>
-              <w:t>2026-08-27</w:t>
+              <w:t>2026-08-28</w:t>
             </w:r>
           </w:p>
         </w:tc>
@@ -730,7 +730,7 @@
             <w:r/>
             <w:r>
               <w:rPr>
-                <w:rFonts w:ascii="FangSong_GB2312" w:hAnsi="FangSong_GB2312" w:eastAsia="FangSong_GB2312" w:cs="FangSong_GB2312"/>
+                <w:rFonts w:ascii="Songti SC" w:hAnsi="Songti SC" w:eastAsia="Songti SC" w:cs="Songti SC"/>
                 <w:b w:val="0"/>
                 <w:sz w:val="18"/>
               </w:rPr>
@@ -756,7 +756,7 @@
             <w:r/>
             <w:r>
               <w:rPr>
-                <w:rFonts w:ascii="FangSong_GB2312" w:hAnsi="FangSong_GB2312" w:eastAsia="FangSong_GB2312" w:cs="FangSong_GB2312"/>
+                <w:rFonts w:ascii="Songti SC" w:hAnsi="Songti SC" w:eastAsia="Songti SC" w:cs="Songti SC"/>
                 <w:b w:val="0"/>
                 <w:sz w:val="18"/>
               </w:rPr>
@@ -794,7 +794,7 @@
       </w:pPr>
       <w:r>
         <w:rPr>
-          <w:rFonts w:ascii="FangSong_GB2312" w:hAnsi="FangSong_GB2312" w:eastAsia="FangSong_GB2312" w:cs="FangSong_GB2312"/>
+          <w:rFonts w:ascii="Songti SC" w:hAnsi="Songti SC" w:eastAsia="Songti SC" w:cs="Songti SC"/>
           <w:b w:val="0"/>
           <w:sz w:val="22"/>
         </w:rPr>
@@ -811,7 +811,7 @@
       </w:pPr>
       <w:r>
         <w:rPr>
-          <w:rFonts w:ascii="FangSong_GB2312" w:hAnsi="FangSong_GB2312" w:eastAsia="FangSong_GB2312" w:cs="FangSong_GB2312"/>
+          <w:rFonts w:ascii="Songti SC" w:hAnsi="Songti SC" w:eastAsia="Songti SC" w:cs="Songti SC"/>
           <w:b w:val="0"/>
           <w:sz w:val="22"/>
         </w:rPr>
@@ -828,7 +828,7 @@
       </w:pPr>
       <w:r>
         <w:rPr>
-          <w:rFonts w:ascii="FangSong_GB2312" w:hAnsi="FangSong_GB2312" w:eastAsia="FangSong_GB2312" w:cs="FangSong_GB2312"/>
+          <w:rFonts w:ascii="Songti SC" w:hAnsi="Songti SC" w:eastAsia="Songti SC" w:cs="Songti SC"/>
           <w:b w:val="0"/>
           <w:sz w:val="22"/>
         </w:rPr>
@@ -845,7 +845,7 @@
       </w:pPr>
       <w:r>
         <w:rPr>
-          <w:rFonts w:ascii="FangSong_GB2312" w:hAnsi="FangSong_GB2312" w:eastAsia="FangSong_GB2312" w:cs="FangSong_GB2312"/>
+          <w:rFonts w:ascii="Songti SC" w:hAnsi="Songti SC" w:eastAsia="Songti SC" w:cs="Songti SC"/>
           <w:b w:val="0"/>
           <w:sz w:val="22"/>
         </w:rPr>
@@ -862,7 +862,7 @@
       </w:pPr>
       <w:r>
         <w:rPr>
-          <w:rFonts w:ascii="FangSong_GB2312" w:hAnsi="FangSong_GB2312" w:eastAsia="FangSong_GB2312" w:cs="FangSong_GB2312"/>
+          <w:rFonts w:ascii="Songti SC" w:hAnsi="Songti SC" w:eastAsia="Songti SC" w:cs="Songti SC"/>
           <w:b w:val="0"/>
           <w:sz w:val="22"/>
         </w:rPr>
@@ -888,7 +888,7 @@
       </w:pPr>
       <w:r>
         <w:rPr>
-          <w:rFonts w:ascii="FangSong_GB2312" w:hAnsi="FangSong_GB2312" w:eastAsia="FangSong_GB2312" w:cs="FangSong_GB2312"/>
+          <w:rFonts w:ascii="Songti SC" w:hAnsi="Songti SC" w:eastAsia="Songti SC" w:cs="Songti SC"/>
           <w:b w:val="0"/>
           <w:sz w:val="22"/>
         </w:rPr>
@@ -939,7 +939,7 @@
             <w:r/>
             <w:r>
               <w:rPr>
-                <w:rFonts w:ascii="FangSong_GB2312" w:hAnsi="FangSong_GB2312" w:eastAsia="FangSong_GB2312" w:cs="FangSong_GB2312"/>
+                <w:rFonts w:ascii="Songti SC" w:hAnsi="Songti SC" w:eastAsia="Songti SC" w:cs="Songti SC"/>
                 <w:b/>
                 <w:sz w:val="18"/>
               </w:rPr>
@@ -966,7 +966,7 @@
             <w:r/>
             <w:r>
               <w:rPr>
-                <w:rFonts w:ascii="FangSong_GB2312" w:hAnsi="FangSong_GB2312" w:eastAsia="FangSong_GB2312" w:cs="FangSong_GB2312"/>
+                <w:rFonts w:ascii="Songti SC" w:hAnsi="Songti SC" w:eastAsia="Songti SC" w:cs="Songti SC"/>
                 <w:b/>
                 <w:sz w:val="18"/>
               </w:rPr>
@@ -993,7 +993,7 @@
             <w:r/>
             <w:r>
               <w:rPr>
-                <w:rFonts w:ascii="FangSong_GB2312" w:hAnsi="FangSong_GB2312" w:eastAsia="FangSong_GB2312" w:cs="FangSong_GB2312"/>
+                <w:rFonts w:ascii="Songti SC" w:hAnsi="Songti SC" w:eastAsia="Songti SC" w:cs="Songti SC"/>
                 <w:b/>
                 <w:sz w:val="18"/>
               </w:rPr>
@@ -1021,7 +1021,247 @@
             <w:r/>
             <w:r>
               <w:rPr>
-                <w:rFonts w:ascii="FangSong_GB2312" w:hAnsi="FangSong_GB2312" w:eastAsia="FangSong_GB2312" w:cs="FangSong_GB2312"/>
+                <w:rFonts w:ascii="Songti SC" w:hAnsi="Songti SC" w:eastAsia="Songti SC" w:cs="Songti SC"/>
+                <w:b w:val="0"/>
+                <w:sz w:val="18"/>
+              </w:rPr>
+              <w:t>GB/T 11457-2006</w:t>
+            </w:r>
+          </w:p>
+        </w:tc>
+        <w:tc>
+          <w:tcPr>
+            <w:tcW w:type="dxa" w:w="3610"/>
+            <w:vAlign w:val="center"/>
+            <w:tcMar>
+              <w:top w:w="80" w:type="dxa"/>
+              <w:start w:w="120" w:type="dxa"/>
+              <w:bottom w:w="80" w:type="dxa"/>
+              <w:end w:w="120" w:type="dxa"/>
+            </w:tcMar>
+          </w:tcPr>
+          <w:p>
+            <w:pPr>
+              <w:spacing w:after="0"/>
+            </w:pPr>
+            <w:r/>
+            <w:r>
+              <w:rPr>
+                <w:rFonts w:ascii="Songti SC" w:hAnsi="Songti SC" w:eastAsia="Songti SC" w:cs="Songti SC"/>
+                <w:b w:val="0"/>
+                <w:sz w:val="18"/>
+              </w:rPr>
+              <w:t>软件工程术语</w:t>
+            </w:r>
+          </w:p>
+        </w:tc>
+        <w:tc>
+          <w:tcPr>
+            <w:tcW w:type="dxa" w:w="3610"/>
+            <w:vAlign w:val="center"/>
+            <w:tcMar>
+              <w:top w:w="80" w:type="dxa"/>
+              <w:start w:w="120" w:type="dxa"/>
+              <w:bottom w:w="80" w:type="dxa"/>
+              <w:end w:w="120" w:type="dxa"/>
+            </w:tcMar>
+          </w:tcPr>
+          <w:p>
+            <w:pPr>
+              <w:spacing w:after="0"/>
+            </w:pPr>
+            <w:r/>
+            <w:r>
+              <w:rPr>
+                <w:rFonts w:ascii="Songti SC" w:hAnsi="Songti SC" w:eastAsia="Songti SC" w:cs="Songti SC"/>
+                <w:b w:val="0"/>
+                <w:sz w:val="18"/>
+              </w:rPr>
+              <w:t>国家标准全文公开系统原始 PDF；受控性待审核</w:t>
+            </w:r>
+          </w:p>
+        </w:tc>
+      </w:tr>
+      <w:tr>
+        <w:tc>
+          <w:tcPr>
+            <w:tcW w:type="dxa" w:w="1805"/>
+            <w:vAlign w:val="center"/>
+            <w:tcMar>
+              <w:top w:w="80" w:type="dxa"/>
+              <w:start w:w="120" w:type="dxa"/>
+              <w:bottom w:w="80" w:type="dxa"/>
+              <w:end w:w="120" w:type="dxa"/>
+            </w:tcMar>
+          </w:tcPr>
+          <w:p>
+            <w:pPr>
+              <w:spacing w:after="0"/>
+            </w:pPr>
+            <w:r/>
+            <w:r>
+              <w:rPr>
+                <w:rFonts w:ascii="Songti SC" w:hAnsi="Songti SC" w:eastAsia="Songti SC" w:cs="Songti SC"/>
+                <w:b w:val="0"/>
+                <w:sz w:val="18"/>
+              </w:rPr>
+              <w:t>GJB 2786A-2009</w:t>
+            </w:r>
+          </w:p>
+        </w:tc>
+        <w:tc>
+          <w:tcPr>
+            <w:tcW w:type="dxa" w:w="3610"/>
+            <w:vAlign w:val="center"/>
+            <w:tcMar>
+              <w:top w:w="80" w:type="dxa"/>
+              <w:start w:w="120" w:type="dxa"/>
+              <w:bottom w:w="80" w:type="dxa"/>
+              <w:end w:w="120" w:type="dxa"/>
+            </w:tcMar>
+          </w:tcPr>
+          <w:p>
+            <w:pPr>
+              <w:spacing w:after="0"/>
+            </w:pPr>
+            <w:r/>
+            <w:r>
+              <w:rPr>
+                <w:rFonts w:ascii="Songti SC" w:hAnsi="Songti SC" w:eastAsia="Songti SC" w:cs="Songti SC"/>
+                <w:b w:val="0"/>
+                <w:sz w:val="18"/>
+              </w:rPr>
+              <w:t>军用软件开发通用要求</w:t>
+            </w:r>
+          </w:p>
+        </w:tc>
+        <w:tc>
+          <w:tcPr>
+            <w:tcW w:type="dxa" w:w="3610"/>
+            <w:vAlign w:val="center"/>
+            <w:tcMar>
+              <w:top w:w="80" w:type="dxa"/>
+              <w:start w:w="120" w:type="dxa"/>
+              <w:bottom w:w="80" w:type="dxa"/>
+              <w:end w:w="120" w:type="dxa"/>
+            </w:tcMar>
+          </w:tcPr>
+          <w:p>
+            <w:pPr>
+              <w:spacing w:after="0"/>
+            </w:pPr>
+            <w:r/>
+            <w:r>
+              <w:rPr>
+                <w:rFonts w:ascii="Songti SC" w:hAnsi="Songti SC" w:eastAsia="Songti SC" w:cs="Songti SC"/>
+                <w:b w:val="0"/>
+                <w:sz w:val="18"/>
+              </w:rPr>
+              <w:t>仓库完整重建件及用户副本交叉核对；受控性待审核</w:t>
+            </w:r>
+          </w:p>
+        </w:tc>
+      </w:tr>
+      <w:tr>
+        <w:tc>
+          <w:tcPr>
+            <w:tcW w:type="dxa" w:w="1805"/>
+            <w:vAlign w:val="center"/>
+            <w:tcMar>
+              <w:top w:w="80" w:type="dxa"/>
+              <w:start w:w="120" w:type="dxa"/>
+              <w:bottom w:w="80" w:type="dxa"/>
+              <w:end w:w="120" w:type="dxa"/>
+            </w:tcMar>
+          </w:tcPr>
+          <w:p>
+            <w:pPr>
+              <w:spacing w:after="0"/>
+            </w:pPr>
+            <w:r/>
+            <w:r>
+              <w:rPr>
+                <w:rFonts w:ascii="Songti SC" w:hAnsi="Songti SC" w:eastAsia="Songti SC" w:cs="Songti SC"/>
+                <w:b w:val="0"/>
+                <w:sz w:val="18"/>
+              </w:rPr>
+              <w:t>GJB 5235-2004</w:t>
+            </w:r>
+          </w:p>
+        </w:tc>
+        <w:tc>
+          <w:tcPr>
+            <w:tcW w:type="dxa" w:w="3610"/>
+            <w:vAlign w:val="center"/>
+            <w:tcMar>
+              <w:top w:w="80" w:type="dxa"/>
+              <w:start w:w="120" w:type="dxa"/>
+              <w:bottom w:w="80" w:type="dxa"/>
+              <w:end w:w="120" w:type="dxa"/>
+            </w:tcMar>
+          </w:tcPr>
+          <w:p>
+            <w:pPr>
+              <w:spacing w:after="0"/>
+            </w:pPr>
+            <w:r/>
+            <w:r>
+              <w:rPr>
+                <w:rFonts w:ascii="Songti SC" w:hAnsi="Songti SC" w:eastAsia="Songti SC" w:cs="Songti SC"/>
+                <w:b w:val="0"/>
+                <w:sz w:val="18"/>
+              </w:rPr>
+              <w:t>军用软件配置管理</w:t>
+            </w:r>
+          </w:p>
+        </w:tc>
+        <w:tc>
+          <w:tcPr>
+            <w:tcW w:type="dxa" w:w="3610"/>
+            <w:vAlign w:val="center"/>
+            <w:tcMar>
+              <w:top w:w="80" w:type="dxa"/>
+              <w:start w:w="120" w:type="dxa"/>
+              <w:bottom w:w="80" w:type="dxa"/>
+              <w:end w:w="120" w:type="dxa"/>
+            </w:tcMar>
+          </w:tcPr>
+          <w:p>
+            <w:pPr>
+              <w:spacing w:after="0"/>
+            </w:pPr>
+            <w:r/>
+            <w:r>
+              <w:rPr>
+                <w:rFonts w:ascii="Songti SC" w:hAnsi="Songti SC" w:eastAsia="Songti SC" w:cs="Songti SC"/>
+                <w:b w:val="0"/>
+                <w:sz w:val="18"/>
+              </w:rPr>
+              <w:t>仓库完整重建件及用户副本交叉核对；受控性待审核</w:t>
+            </w:r>
+          </w:p>
+        </w:tc>
+      </w:tr>
+      <w:tr>
+        <w:tc>
+          <w:tcPr>
+            <w:tcW w:type="dxa" w:w="1805"/>
+            <w:vAlign w:val="center"/>
+            <w:tcMar>
+              <w:top w:w="80" w:type="dxa"/>
+              <w:start w:w="120" w:type="dxa"/>
+              <w:bottom w:w="80" w:type="dxa"/>
+              <w:end w:w="120" w:type="dxa"/>
+            </w:tcMar>
+          </w:tcPr>
+          <w:p>
+            <w:pPr>
+              <w:spacing w:after="0"/>
+            </w:pPr>
+            <w:r/>
+            <w:r>
+              <w:rPr>
+                <w:rFonts w:ascii="Songti SC" w:hAnsi="Songti SC" w:eastAsia="Songti SC" w:cs="Songti SC"/>
                 <w:b w:val="0"/>
                 <w:sz w:val="18"/>
               </w:rPr>
@@ -1047,7 +1287,7 @@
             <w:r/>
             <w:r>
               <w:rPr>
-                <w:rFonts w:ascii="FangSong_GB2312" w:hAnsi="FangSong_GB2312" w:eastAsia="FangSong_GB2312" w:cs="FangSong_GB2312"/>
+                <w:rFonts w:ascii="Songti SC" w:hAnsi="Songti SC" w:eastAsia="Songti SC" w:cs="Songti SC"/>
                 <w:b w:val="0"/>
                 <w:sz w:val="18"/>
               </w:rPr>
@@ -1073,7 +1313,7 @@
             <w:r/>
             <w:r>
               <w:rPr>
-                <w:rFonts w:ascii="FangSong_GB2312" w:hAnsi="FangSong_GB2312" w:eastAsia="FangSong_GB2312" w:cs="FangSong_GB2312"/>
+                <w:rFonts w:ascii="Songti SC" w:hAnsi="Songti SC" w:eastAsia="Songti SC" w:cs="Songti SC"/>
                 <w:b w:val="0"/>
                 <w:sz w:val="18"/>
               </w:rPr>
@@ -1101,7 +1341,7 @@
             <w:r/>
             <w:r>
               <w:rPr>
-                <w:rFonts w:ascii="FangSong_GB2312" w:hAnsi="FangSong_GB2312" w:eastAsia="FangSong_GB2312" w:cs="FangSong_GB2312"/>
+                <w:rFonts w:ascii="Songti SC" w:hAnsi="Songti SC" w:eastAsia="Songti SC" w:cs="Songti SC"/>
                 <w:b w:val="0"/>
                 <w:sz w:val="18"/>
               </w:rPr>
@@ -1127,7 +1367,7 @@
             <w:r/>
             <w:r>
               <w:rPr>
-                <w:rFonts w:ascii="FangSong_GB2312" w:hAnsi="FangSong_GB2312" w:eastAsia="FangSong_GB2312" w:cs="FangSong_GB2312"/>
+                <w:rFonts w:ascii="Songti SC" w:hAnsi="Songti SC" w:eastAsia="Songti SC" w:cs="Songti SC"/>
                 <w:b w:val="0"/>
                 <w:sz w:val="18"/>
               </w:rPr>
@@ -1153,7 +1393,7 @@
             <w:r/>
             <w:r>
               <w:rPr>
-                <w:rFonts w:ascii="FangSong_GB2312" w:hAnsi="FangSong_GB2312" w:eastAsia="FangSong_GB2312" w:cs="FangSong_GB2312"/>
+                <w:rFonts w:ascii="Songti SC" w:hAnsi="Songti SC" w:eastAsia="Songti SC" w:cs="Songti SC"/>
                 <w:b w:val="0"/>
                 <w:sz w:val="18"/>
               </w:rPr>
@@ -1181,7 +1421,7 @@
             <w:r/>
             <w:r>
               <w:rPr>
-                <w:rFonts w:ascii="FangSong_GB2312" w:hAnsi="FangSong_GB2312" w:eastAsia="FangSong_GB2312" w:cs="FangSong_GB2312"/>
+                <w:rFonts w:ascii="Songti SC" w:hAnsi="Songti SC" w:eastAsia="Songti SC" w:cs="Songti SC"/>
                 <w:b w:val="0"/>
                 <w:sz w:val="18"/>
               </w:rPr>
@@ -1207,7 +1447,7 @@
             <w:r/>
             <w:r>
               <w:rPr>
-                <w:rFonts w:ascii="FangSong_GB2312" w:hAnsi="FangSong_GB2312" w:eastAsia="FangSong_GB2312" w:cs="FangSong_GB2312"/>
+                <w:rFonts w:ascii="Songti SC" w:hAnsi="Songti SC" w:eastAsia="Songti SC" w:cs="Songti SC"/>
                 <w:b w:val="0"/>
                 <w:sz w:val="18"/>
               </w:rPr>
@@ -1233,7 +1473,7 @@
             <w:r/>
             <w:r>
               <w:rPr>
-                <w:rFonts w:ascii="FangSong_GB2312" w:hAnsi="FangSong_GB2312" w:eastAsia="FangSong_GB2312" w:cs="FangSong_GB2312"/>
+                <w:rFonts w:ascii="Songti SC" w:hAnsi="Songti SC" w:eastAsia="Songti SC" w:cs="Songti SC"/>
                 <w:b w:val="0"/>
                 <w:sz w:val="18"/>
               </w:rPr>
@@ -1261,7 +1501,7 @@
             <w:r/>
             <w:r>
               <w:rPr>
-                <w:rFonts w:ascii="FangSong_GB2312" w:hAnsi="FangSong_GB2312" w:eastAsia="FangSong_GB2312" w:cs="FangSong_GB2312"/>
+                <w:rFonts w:ascii="Songti SC" w:hAnsi="Songti SC" w:eastAsia="Songti SC" w:cs="Songti SC"/>
                 <w:b w:val="0"/>
                 <w:sz w:val="18"/>
               </w:rPr>
@@ -1287,7 +1527,7 @@
             <w:r/>
             <w:r>
               <w:rPr>
-                <w:rFonts w:ascii="FangSong_GB2312" w:hAnsi="FangSong_GB2312" w:eastAsia="FangSong_GB2312" w:cs="FangSong_GB2312"/>
+                <w:rFonts w:ascii="Songti SC" w:hAnsi="Songti SC" w:eastAsia="Songti SC" w:cs="Songti SC"/>
                 <w:b w:val="0"/>
                 <w:sz w:val="18"/>
               </w:rPr>
@@ -1313,7 +1553,7 @@
             <w:r/>
             <w:r>
               <w:rPr>
-                <w:rFonts w:ascii="FangSong_GB2312" w:hAnsi="FangSong_GB2312" w:eastAsia="FangSong_GB2312" w:cs="FangSong_GB2312"/>
+                <w:rFonts w:ascii="Songti SC" w:hAnsi="Songti SC" w:eastAsia="Songti SC" w:cs="Songti SC"/>
                 <w:b w:val="0"/>
                 <w:sz w:val="18"/>
               </w:rPr>
@@ -1341,7 +1581,87 @@
             <w:r/>
             <w:r>
               <w:rPr>
-                <w:rFonts w:ascii="FangSong_GB2312" w:hAnsi="FangSong_GB2312" w:eastAsia="FangSong_GB2312" w:cs="FangSong_GB2312"/>
+                <w:rFonts w:ascii="Songti SC" w:hAnsi="Songti SC" w:eastAsia="Songti SC" w:cs="Songti SC"/>
+                <w:b w:val="0"/>
+                <w:sz w:val="18"/>
+              </w:rPr>
+              <w:t>GB/T 8566-2022</w:t>
+            </w:r>
+          </w:p>
+        </w:tc>
+        <w:tc>
+          <w:tcPr>
+            <w:tcW w:type="dxa" w:w="3610"/>
+            <w:vAlign w:val="center"/>
+            <w:tcMar>
+              <w:top w:w="80" w:type="dxa"/>
+              <w:start w:w="120" w:type="dxa"/>
+              <w:bottom w:w="80" w:type="dxa"/>
+              <w:end w:w="120" w:type="dxa"/>
+            </w:tcMar>
+          </w:tcPr>
+          <w:p>
+            <w:pPr>
+              <w:spacing w:after="0"/>
+            </w:pPr>
+            <w:r/>
+            <w:r>
+              <w:rPr>
+                <w:rFonts w:ascii="Songti SC" w:hAnsi="Songti SC" w:eastAsia="Songti SC" w:cs="Songti SC"/>
+                <w:b w:val="0"/>
+                <w:sz w:val="18"/>
+              </w:rPr>
+              <w:t>系统与软件工程 软件生存周期过程</w:t>
+            </w:r>
+          </w:p>
+        </w:tc>
+        <w:tc>
+          <w:tcPr>
+            <w:tcW w:type="dxa" w:w="3610"/>
+            <w:vAlign w:val="center"/>
+            <w:tcMar>
+              <w:top w:w="80" w:type="dxa"/>
+              <w:start w:w="120" w:type="dxa"/>
+              <w:bottom w:w="80" w:type="dxa"/>
+              <w:end w:w="120" w:type="dxa"/>
+            </w:tcMar>
+          </w:tcPr>
+          <w:p>
+            <w:pPr>
+              <w:spacing w:after="0"/>
+            </w:pPr>
+            <w:r/>
+            <w:r>
+              <w:rPr>
+                <w:rFonts w:ascii="Songti SC" w:hAnsi="Songti SC" w:eastAsia="Songti SC" w:cs="Songti SC"/>
+                <w:b w:val="0"/>
+                <w:sz w:val="18"/>
+              </w:rPr>
+              <w:t>用户已定位原文；仓库尚未同步、哈希和版本复核</w:t>
+            </w:r>
+          </w:p>
+        </w:tc>
+      </w:tr>
+      <w:tr>
+        <w:tc>
+          <w:tcPr>
+            <w:tcW w:type="dxa" w:w="1805"/>
+            <w:vAlign w:val="center"/>
+            <w:tcMar>
+              <w:top w:w="80" w:type="dxa"/>
+              <w:start w:w="120" w:type="dxa"/>
+              <w:bottom w:w="80" w:type="dxa"/>
+              <w:end w:w="120" w:type="dxa"/>
+            </w:tcMar>
+          </w:tcPr>
+          <w:p>
+            <w:pPr>
+              <w:spacing w:after="0"/>
+            </w:pPr>
+            <w:r/>
+            <w:r>
+              <w:rPr>
+                <w:rFonts w:ascii="Songti SC" w:hAnsi="Songti SC" w:eastAsia="Songti SC" w:cs="Songti SC"/>
                 <w:b w:val="0"/>
                 <w:sz w:val="18"/>
               </w:rPr>
@@ -1367,7 +1687,7 @@
             <w:r/>
             <w:r>
               <w:rPr>
-                <w:rFonts w:ascii="FangSong_GB2312" w:hAnsi="FangSong_GB2312" w:eastAsia="FangSong_GB2312" w:cs="FangSong_GB2312"/>
+                <w:rFonts w:ascii="Songti SC" w:hAnsi="Songti SC" w:eastAsia="Songti SC" w:cs="Songti SC"/>
                 <w:b w:val="0"/>
                 <w:sz w:val="18"/>
               </w:rPr>
@@ -1393,11 +1713,11 @@
             <w:r/>
             <w:r>
               <w:rPr>
-                <w:rFonts w:ascii="FangSong_GB2312" w:hAnsi="FangSong_GB2312" w:eastAsia="FangSong_GB2312" w:cs="FangSong_GB2312"/>
+                <w:rFonts w:ascii="Songti SC" w:hAnsi="Songti SC" w:eastAsia="Songti SC" w:cs="Songti SC"/>
                 <w:b w:val="0"/>
                 <w:sz w:val="18"/>
               </w:rPr>
-              <w:t>v2.3 candidate</w:t>
+              <w:t>v2.5 candidate</w:t>
             </w:r>
           </w:p>
         </w:tc>
@@ -1422,11 +1742,11 @@
       </w:pPr>
       <w:r>
         <w:rPr>
-          <w:rFonts w:ascii="FangSong_GB2312" w:hAnsi="FangSong_GB2312" w:eastAsia="FangSong_GB2312" w:cs="FangSong_GB2312"/>
+          <w:rFonts w:ascii="Songti SC" w:hAnsi="Songti SC" w:eastAsia="Songti SC" w:cs="Songti SC"/>
           <w:b w:val="0"/>
           <w:sz w:val="22"/>
         </w:rPr>
-        <w:t>精确板卡制造商/型号/修订、原理图、官方管脚表或 Master XDC、USB-UART 连接、晶振/复位电路、Bank VCCO/IOSTANDARD 和测试仪器未提供。因此物理管脚、电气约束、码流和实物确认测试均为阻塞，不得由 Agent 填入典型值代替。</w:t>
+        <w:t>AMD UG887 v1.6 与已入库的 Xilinx XTP213 Rev 1.0 原理图/官方 Master XDC 已交叉确认 VC709、XC7VX690T-2FFG1761C、200 MHz SYSCLK、CP2103 UART、CPU_RESET、管脚和 I/O 标准候选事实。本轮未生成 bitstream，也没有实物板卡修订确认、仪器或批准的确认规程，因此板测、批准、发布和交付仍为阻塞。</w:t>
       </w:r>
     </w:p>
     <w:p>
@@ -1475,7 +1795,7 @@
             <w:r/>
             <w:r>
               <w:rPr>
-                <w:rFonts w:ascii="FangSong_GB2312" w:hAnsi="FangSong_GB2312" w:eastAsia="FangSong_GB2312" w:cs="FangSong_GB2312"/>
+                <w:rFonts w:ascii="Songti SC" w:hAnsi="Songti SC" w:eastAsia="Songti SC" w:cs="Songti SC"/>
                 <w:b/>
                 <w:sz w:val="18"/>
               </w:rPr>
@@ -1502,7 +1822,7 @@
             <w:r/>
             <w:r>
               <w:rPr>
-                <w:rFonts w:ascii="FangSong_GB2312" w:hAnsi="FangSong_GB2312" w:eastAsia="FangSong_GB2312" w:cs="FangSong_GB2312"/>
+                <w:rFonts w:ascii="Songti SC" w:hAnsi="Songti SC" w:eastAsia="Songti SC" w:cs="Songti SC"/>
                 <w:b/>
                 <w:sz w:val="18"/>
               </w:rPr>
@@ -1529,7 +1849,7 @@
             <w:r/>
             <w:r>
               <w:rPr>
-                <w:rFonts w:ascii="FangSong_GB2312" w:hAnsi="FangSong_GB2312" w:eastAsia="FangSong_GB2312" w:cs="FangSong_GB2312"/>
+                <w:rFonts w:ascii="Songti SC" w:hAnsi="Songti SC" w:eastAsia="Songti SC" w:cs="Songti SC"/>
                 <w:b/>
                 <w:sz w:val="18"/>
               </w:rPr>
@@ -1556,7 +1876,7 @@
             <w:r/>
             <w:r>
               <w:rPr>
-                <w:rFonts w:ascii="FangSong_GB2312" w:hAnsi="FangSong_GB2312" w:eastAsia="FangSong_GB2312" w:cs="FangSong_GB2312"/>
+                <w:rFonts w:ascii="Songti SC" w:hAnsi="Songti SC" w:eastAsia="Songti SC" w:cs="Songti SC"/>
                 <w:b/>
                 <w:sz w:val="18"/>
               </w:rPr>
@@ -1583,7 +1903,7 @@
             <w:r/>
             <w:r>
               <w:rPr>
-                <w:rFonts w:ascii="FangSong_GB2312" w:hAnsi="FangSong_GB2312" w:eastAsia="FangSong_GB2312" w:cs="FangSong_GB2312"/>
+                <w:rFonts w:ascii="Songti SC" w:hAnsi="Songti SC" w:eastAsia="Songti SC" w:cs="Songti SC"/>
                 <w:b/>
                 <w:sz w:val="18"/>
               </w:rPr>
@@ -1611,7 +1931,7 @@
             <w:r/>
             <w:r>
               <w:rPr>
-                <w:rFonts w:ascii="FangSong_GB2312" w:hAnsi="FangSong_GB2312" w:eastAsia="FangSong_GB2312" w:cs="FangSong_GB2312"/>
+                <w:rFonts w:ascii="Songti SC" w:hAnsi="Songti SC" w:eastAsia="Songti SC" w:cs="Songti SC"/>
                 <w:b w:val="0"/>
                 <w:sz w:val="18"/>
               </w:rPr>
@@ -1637,7 +1957,7 @@
             <w:r/>
             <w:r>
               <w:rPr>
-                <w:rFonts w:ascii="FangSong_GB2312" w:hAnsi="FangSong_GB2312" w:eastAsia="FangSong_GB2312" w:cs="FangSong_GB2312"/>
+                <w:rFonts w:ascii="Songti SC" w:hAnsi="Songti SC" w:eastAsia="Songti SC" w:cs="Songti SC"/>
                 <w:b w:val="0"/>
                 <w:sz w:val="18"/>
               </w:rPr>
@@ -1663,7 +1983,7 @@
             <w:r/>
             <w:r>
               <w:rPr>
-                <w:rFonts w:ascii="FangSong_GB2312" w:hAnsi="FangSong_GB2312" w:eastAsia="FangSong_GB2312" w:cs="FangSong_GB2312"/>
+                <w:rFonts w:ascii="Songti SC" w:hAnsi="Songti SC" w:eastAsia="Songti SC" w:cs="Songti SC"/>
                 <w:b w:val="0"/>
                 <w:sz w:val="18"/>
               </w:rPr>
@@ -1689,7 +2009,7 @@
             <w:r/>
             <w:r>
               <w:rPr>
-                <w:rFonts w:ascii="FangSong_GB2312" w:hAnsi="FangSong_GB2312" w:eastAsia="FangSong_GB2312" w:cs="FangSong_GB2312"/>
+                <w:rFonts w:ascii="Songti SC" w:hAnsi="Songti SC" w:eastAsia="Songti SC" w:cs="Songti SC"/>
                 <w:b w:val="0"/>
                 <w:sz w:val="18"/>
               </w:rPr>
@@ -1715,7 +2035,7 @@
             <w:r/>
             <w:r>
               <w:rPr>
-                <w:rFonts w:ascii="FangSong_GB2312" w:hAnsi="FangSong_GB2312" w:eastAsia="FangSong_GB2312" w:cs="FangSong_GB2312"/>
+                <w:rFonts w:ascii="Songti SC" w:hAnsi="Songti SC" w:eastAsia="Songti SC" w:cs="Songti SC"/>
                 <w:b w:val="0"/>
                 <w:sz w:val="18"/>
               </w:rPr>
@@ -1743,7 +2063,7 @@
             <w:r/>
             <w:r>
               <w:rPr>
-                <w:rFonts w:ascii="FangSong_GB2312" w:hAnsi="FangSong_GB2312" w:eastAsia="FangSong_GB2312" w:cs="FangSong_GB2312"/>
+                <w:rFonts w:ascii="Songti SC" w:hAnsi="Songti SC" w:eastAsia="Songti SC" w:cs="Songti SC"/>
                 <w:b w:val="0"/>
                 <w:sz w:val="18"/>
               </w:rPr>
@@ -1769,7 +2089,7 @@
             <w:r/>
             <w:r>
               <w:rPr>
-                <w:rFonts w:ascii="FangSong_GB2312" w:hAnsi="FangSong_GB2312" w:eastAsia="FangSong_GB2312" w:cs="FangSong_GB2312"/>
+                <w:rFonts w:ascii="Songti SC" w:hAnsi="Songti SC" w:eastAsia="Songti SC" w:cs="Songti SC"/>
                 <w:b w:val="0"/>
                 <w:sz w:val="18"/>
               </w:rPr>
@@ -1795,7 +2115,7 @@
             <w:r/>
             <w:r>
               <w:rPr>
-                <w:rFonts w:ascii="FangSong_GB2312" w:hAnsi="FangSong_GB2312" w:eastAsia="FangSong_GB2312" w:cs="FangSong_GB2312"/>
+                <w:rFonts w:ascii="Songti SC" w:hAnsi="Songti SC" w:eastAsia="Songti SC" w:cs="Songti SC"/>
                 <w:b w:val="0"/>
                 <w:sz w:val="18"/>
               </w:rPr>
@@ -1821,7 +2141,7 @@
             <w:r/>
             <w:r>
               <w:rPr>
-                <w:rFonts w:ascii="FangSong_GB2312" w:hAnsi="FangSong_GB2312" w:eastAsia="FangSong_GB2312" w:cs="FangSong_GB2312"/>
+                <w:rFonts w:ascii="Songti SC" w:hAnsi="Songti SC" w:eastAsia="Songti SC" w:cs="Songti SC"/>
                 <w:b w:val="0"/>
                 <w:sz w:val="18"/>
               </w:rPr>
@@ -1847,7 +2167,7 @@
             <w:r/>
             <w:r>
               <w:rPr>
-                <w:rFonts w:ascii="FangSong_GB2312" w:hAnsi="FangSong_GB2312" w:eastAsia="FangSong_GB2312" w:cs="FangSong_GB2312"/>
+                <w:rFonts w:ascii="Songti SC" w:hAnsi="Songti SC" w:eastAsia="Songti SC" w:cs="Songti SC"/>
                 <w:b w:val="0"/>
                 <w:sz w:val="18"/>
               </w:rPr>
@@ -1875,7 +2195,7 @@
             <w:r/>
             <w:r>
               <w:rPr>
-                <w:rFonts w:ascii="FangSong_GB2312" w:hAnsi="FangSong_GB2312" w:eastAsia="FangSong_GB2312" w:cs="FangSong_GB2312"/>
+                <w:rFonts w:ascii="Songti SC" w:hAnsi="Songti SC" w:eastAsia="Songti SC" w:cs="Songti SC"/>
                 <w:b w:val="0"/>
                 <w:sz w:val="18"/>
               </w:rPr>
@@ -1901,7 +2221,7 @@
             <w:r/>
             <w:r>
               <w:rPr>
-                <w:rFonts w:ascii="FangSong_GB2312" w:hAnsi="FangSong_GB2312" w:eastAsia="FangSong_GB2312" w:cs="FangSong_GB2312"/>
+                <w:rFonts w:ascii="Songti SC" w:hAnsi="Songti SC" w:eastAsia="Songti SC" w:cs="Songti SC"/>
                 <w:b w:val="0"/>
                 <w:sz w:val="18"/>
               </w:rPr>
@@ -1927,7 +2247,7 @@
             <w:r/>
             <w:r>
               <w:rPr>
-                <w:rFonts w:ascii="FangSong_GB2312" w:hAnsi="FangSong_GB2312" w:eastAsia="FangSong_GB2312" w:cs="FangSong_GB2312"/>
+                <w:rFonts w:ascii="Songti SC" w:hAnsi="Songti SC" w:eastAsia="Songti SC" w:cs="Songti SC"/>
                 <w:b w:val="0"/>
                 <w:sz w:val="18"/>
               </w:rPr>
@@ -1953,7 +2273,7 @@
             <w:r/>
             <w:r>
               <w:rPr>
-                <w:rFonts w:ascii="FangSong_GB2312" w:hAnsi="FangSong_GB2312" w:eastAsia="FangSong_GB2312" w:cs="FangSong_GB2312"/>
+                <w:rFonts w:ascii="Songti SC" w:hAnsi="Songti SC" w:eastAsia="Songti SC" w:cs="Songti SC"/>
                 <w:b w:val="0"/>
                 <w:sz w:val="18"/>
               </w:rPr>
@@ -1979,7 +2299,7 @@
             <w:r/>
             <w:r>
               <w:rPr>
-                <w:rFonts w:ascii="FangSong_GB2312" w:hAnsi="FangSong_GB2312" w:eastAsia="FangSong_GB2312" w:cs="FangSong_GB2312"/>
+                <w:rFonts w:ascii="Songti SC" w:hAnsi="Songti SC" w:eastAsia="Songti SC" w:cs="Songti SC"/>
                 <w:b w:val="0"/>
                 <w:sz w:val="18"/>
               </w:rPr>
@@ -2007,7 +2327,7 @@
             <w:r/>
             <w:r>
               <w:rPr>
-                <w:rFonts w:ascii="FangSong_GB2312" w:hAnsi="FangSong_GB2312" w:eastAsia="FangSong_GB2312" w:cs="FangSong_GB2312"/>
+                <w:rFonts w:ascii="Songti SC" w:hAnsi="Songti SC" w:eastAsia="Songti SC" w:cs="Songti SC"/>
                 <w:b w:val="0"/>
                 <w:sz w:val="18"/>
               </w:rPr>
@@ -2033,7 +2353,7 @@
             <w:r/>
             <w:r>
               <w:rPr>
-                <w:rFonts w:ascii="FangSong_GB2312" w:hAnsi="FangSong_GB2312" w:eastAsia="FangSong_GB2312" w:cs="FangSong_GB2312"/>
+                <w:rFonts w:ascii="Songti SC" w:hAnsi="Songti SC" w:eastAsia="Songti SC" w:cs="Songti SC"/>
                 <w:b w:val="0"/>
                 <w:sz w:val="18"/>
               </w:rPr>
@@ -2059,7 +2379,7 @@
             <w:r/>
             <w:r>
               <w:rPr>
-                <w:rFonts w:ascii="FangSong_GB2312" w:hAnsi="FangSong_GB2312" w:eastAsia="FangSong_GB2312" w:cs="FangSong_GB2312"/>
+                <w:rFonts w:ascii="Songti SC" w:hAnsi="Songti SC" w:eastAsia="Songti SC" w:cs="Songti SC"/>
                 <w:b w:val="0"/>
                 <w:sz w:val="18"/>
               </w:rPr>
@@ -2085,7 +2405,7 @@
             <w:r/>
             <w:r>
               <w:rPr>
-                <w:rFonts w:ascii="FangSong_GB2312" w:hAnsi="FangSong_GB2312" w:eastAsia="FangSong_GB2312" w:cs="FangSong_GB2312"/>
+                <w:rFonts w:ascii="Songti SC" w:hAnsi="Songti SC" w:eastAsia="Songti SC" w:cs="Songti SC"/>
                 <w:b w:val="0"/>
                 <w:sz w:val="18"/>
               </w:rPr>
@@ -2111,7 +2431,7 @@
             <w:r/>
             <w:r>
               <w:rPr>
-                <w:rFonts w:ascii="FangSong_GB2312" w:hAnsi="FangSong_GB2312" w:eastAsia="FangSong_GB2312" w:cs="FangSong_GB2312"/>
+                <w:rFonts w:ascii="Songti SC" w:hAnsi="Songti SC" w:eastAsia="Songti SC" w:cs="Songti SC"/>
                 <w:b w:val="0"/>
                 <w:sz w:val="18"/>
               </w:rPr>
@@ -2132,7 +2452,7 @@
       </w:pPr>
       <w:r>
         <w:rPr>
-          <w:rFonts w:ascii="FangSong_GB2312" w:hAnsi="FangSong_GB2312" w:eastAsia="FangSong_GB2312" w:cs="FangSong_GB2312"/>
+          <w:rFonts w:ascii="Songti SC" w:hAnsi="Songti SC" w:eastAsia="Songti SC" w:cs="Songti SC"/>
           <w:b w:val="0"/>
           <w:sz w:val="22"/>
         </w:rPr>
@@ -2153,7 +2473,7 @@
       </w:pPr>
       <w:r>
         <w:rPr>
-          <w:rFonts w:ascii="FangSong_GB2312" w:hAnsi="FangSong_GB2312" w:eastAsia="FangSong_GB2312" w:cs="FangSong_GB2312"/>
+          <w:rFonts w:ascii="Songti SC" w:hAnsi="Songti SC" w:eastAsia="Songti SC" w:cs="Songti SC"/>
           <w:b w:val="0"/>
           <w:sz w:val="22"/>
         </w:rPr>
@@ -2174,7 +2494,7 @@
       </w:pPr>
       <w:r>
         <w:rPr>
-          <w:rFonts w:ascii="FangSong_GB2312" w:hAnsi="FangSong_GB2312" w:eastAsia="FangSong_GB2312" w:cs="FangSong_GB2312"/>
+          <w:rFonts w:ascii="Songti SC" w:hAnsi="Songti SC" w:eastAsia="Songti SC" w:cs="Songti SC"/>
           <w:b w:val="0"/>
           <w:sz w:val="22"/>
         </w:rPr>
@@ -2202,7 +2522,7 @@
     </w:pPr>
     <w:r>
       <w:rPr>
-        <w:rFonts w:ascii="FangSong_GB2312" w:hAnsi="FangSong_GB2312" w:eastAsia="FangSong_GB2312" w:cs="FangSong_GB2312"/>
+        <w:rFonts w:ascii="Songti SC" w:hAnsi="Songti SC" w:eastAsia="Songti SC" w:cs="Songti SC"/>
         <w:color w:val="666666"/>
         <w:sz w:val="18"/>
       </w:rPr>
@@ -2213,7 +2533,7 @@
     </w:r>
     <w:r>
       <w:rPr>
-        <w:rFonts w:ascii="FangSong_GB2312" w:hAnsi="FangSong_GB2312" w:eastAsia="FangSong_GB2312" w:cs="FangSong_GB2312"/>
+        <w:rFonts w:ascii="Songti SC" w:hAnsi="Songti SC" w:eastAsia="Songti SC" w:cs="Songti SC"/>
         <w:color w:val="666666"/>
         <w:sz w:val="18"/>
       </w:rPr>
@@ -2232,7 +2552,7 @@
     </w:pPr>
     <w:r>
       <w:rPr>
-        <w:rFonts w:ascii="FangSong_GB2312" w:hAnsi="FangSong_GB2312" w:eastAsia="FangSong_GB2312" w:cs="FangSong_GB2312"/>
+        <w:rFonts w:ascii="Songti SC" w:hAnsi="Songti SC" w:eastAsia="Songti SC" w:cs="Songti SC"/>
         <w:color w:val="666666"/>
         <w:sz w:val="17"/>
       </w:rPr>
@@ -2647,7 +2967,7 @@
       <w:spacing w:before="0" w:after="120" w:line="300" w:lineRule="auto"/>
     </w:pPr>
     <w:rPr>
-      <w:rFonts w:ascii="FangSong_GB2312" w:hAnsi="FangSong_GB2312" w:eastAsia="FangSong_GB2312" w:cs="FangSong_GB2312"/>
+      <w:rFonts w:ascii="Songti SC" w:hAnsi="Songti SC" w:eastAsia="Songti SC" w:cs="Songti SC"/>
       <w:sz w:val="22"/>
     </w:rPr>
   </w:style>
@@ -2710,7 +3030,7 @@
       <w:outlineLvl w:val="0"/>
     </w:pPr>
     <w:rPr>
-      <w:rFonts w:asciiTheme="majorHAnsi" w:eastAsiaTheme="majorEastAsia" w:hAnsiTheme="majorHAnsi" w:cstheme="majorBidi" w:ascii="FangSong_GB2312" w:hAnsi="FangSong_GB2312" w:eastAsia="FangSong_GB2312" w:cs="FangSong_GB2312"/>
+      <w:rFonts w:asciiTheme="majorHAnsi" w:eastAsiaTheme="majorEastAsia" w:hAnsiTheme="majorHAnsi" w:cstheme="majorBidi" w:ascii="Songti SC" w:hAnsi="Songti SC" w:eastAsia="Songti SC" w:cs="Songti SC"/>
       <w:b/>
       <w:bCs/>
       <w:color w:val="2E74B5"/>
@@ -2734,7 +3054,7 @@
       <w:outlineLvl w:val="1"/>
     </w:pPr>
     <w:rPr>
-      <w:rFonts w:asciiTheme="majorHAnsi" w:eastAsiaTheme="majorEastAsia" w:hAnsiTheme="majorHAnsi" w:cstheme="majorBidi" w:ascii="FangSong_GB2312" w:hAnsi="FangSong_GB2312" w:eastAsia="FangSong_GB2312" w:cs="FangSong_GB2312"/>
+      <w:rFonts w:asciiTheme="majorHAnsi" w:eastAsiaTheme="majorEastAsia" w:hAnsiTheme="majorHAnsi" w:cstheme="majorBidi" w:ascii="Songti SC" w:hAnsi="Songti SC" w:eastAsia="Songti SC" w:cs="Songti SC"/>
       <w:b/>
       <w:bCs/>
       <w:color w:val="2E74B5"/>
@@ -2758,7 +3078,7 @@
       <w:outlineLvl w:val="2"/>
     </w:pPr>
     <w:rPr>
-      <w:rFonts w:asciiTheme="majorHAnsi" w:eastAsiaTheme="majorEastAsia" w:hAnsiTheme="majorHAnsi" w:cstheme="majorBidi" w:ascii="FangSong_GB2312" w:hAnsi="FangSong_GB2312" w:eastAsia="FangSong_GB2312" w:cs="FangSong_GB2312"/>
+      <w:rFonts w:asciiTheme="majorHAnsi" w:eastAsiaTheme="majorEastAsia" w:hAnsiTheme="majorHAnsi" w:cstheme="majorBidi" w:ascii="Songti SC" w:hAnsi="Songti SC" w:eastAsia="Songti SC" w:cs="Songti SC"/>
       <w:b/>
       <w:bCs/>
       <w:color w:val="1F4D78"/>
@@ -3002,7 +3322,7 @@
       <w:jc w:val="center"/>
     </w:pPr>
     <w:rPr>
-      <w:rFonts w:asciiTheme="majorHAnsi" w:eastAsiaTheme="majorEastAsia" w:hAnsiTheme="majorHAnsi" w:cstheme="majorBidi" w:ascii="FangSong_GB2312" w:hAnsi="FangSong_GB2312" w:eastAsia="FangSong_GB2312" w:cs="FangSong_GB2312"/>
+      <w:rFonts w:asciiTheme="majorHAnsi" w:eastAsiaTheme="majorEastAsia" w:hAnsiTheme="majorHAnsi" w:cstheme="majorBidi" w:ascii="Songti SC" w:hAnsi="Songti SC" w:eastAsia="Songti SC" w:cs="Songti SC"/>
       <w:b w:val="0"/>
       <w:color w:val="000000"/>
       <w:spacing w:val="5"/>
@@ -3186,7 +3506,7 @@
       <w:contextualSpacing/>
     </w:pPr>
     <w:rPr>
-      <w:rFonts w:ascii="FangSong_GB2312" w:hAnsi="FangSong_GB2312" w:eastAsia="FangSong_GB2312" w:cs="FangSong_GB2312"/>
+      <w:rFonts w:ascii="Songti SC" w:hAnsi="Songti SC" w:eastAsia="Songti SC" w:cs="Songti SC"/>
       <w:sz w:val="22"/>
     </w:rPr>
   </w:style>
@@ -3231,7 +3551,7 @@
       <w:contextualSpacing/>
     </w:pPr>
     <w:rPr>
-      <w:rFonts w:ascii="FangSong_GB2312" w:hAnsi="FangSong_GB2312" w:eastAsia="FangSong_GB2312" w:cs="FangSong_GB2312"/>
+      <w:rFonts w:ascii="Songti SC" w:hAnsi="Songti SC" w:eastAsia="Songti SC" w:cs="Songti SC"/>
       <w:sz w:val="22"/>
     </w:rPr>
   </w:style>
